--- a/mon/hoa_hoc/khbd/lop10/KHBD_HOAHOC10_Bai2_NguyenToHoaHoc_T5-6.docx
+++ b/mon/hoa_hoc/khbd/lop10/KHBD_HOAHOC10_Bai2_NguyenToHoaHoc_T5-6.docx
@@ -3820,7 +3820,7 @@
                 <w:color w:val="1E293B"/>
                 <w:sz w:val="20"/>
               </w:rPr>
-              <w:t xml:space="preserve">  b) Ở Vĩnh Thạnh, Gia Lai, người ta dùng kỹ thuật đánh dấu đồng vị</w:t>
+              <w:t xml:space="preserve">  b) Ở địa phương, người ta dùng kỹ thuật đánh dấu đồng vị</w:t>
             </w:r>
           </w:p>
           <w:p>
@@ -4020,7 +4020,7 @@
                 <w:color w:val="1E293B"/>
                 <w:sz w:val="20"/>
               </w:rPr>
-              <w:t xml:space="preserve"> GV kết nối với ứng dụng thực tiễn nông nghiệp Vĩnh Thạnh (trồng cà phê, hồ tiêu).</w:t>
+              <w:t xml:space="preserve"> GV kết nối với ứng dụng thực tiễn nông nghiệp địa phương (trồng cà phê, hồ tiêu).</w:t>
             </w:r>
           </w:p>
         </w:tc>
@@ -5870,7 +5870,7 @@
                 <w:color w:val="1E293B"/>
                 <w:sz w:val="20"/>
               </w:rPr>
-              <w:t>Liên hệ rõ ràng với nông nghiệp Vĩnh Thạnh / ứng dụng tại địa phương</w:t>
+              <w:t>Liên hệ rõ ràng với nông nghiệp địa phương / ứng dụng tại địa phương</w:t>
             </w:r>
           </w:p>
         </w:tc>
@@ -6716,198 +6716,123 @@
       </w:tr>
     </w:tbl>
     <w:p/>
-    <w:tbl>
-      <w:tblPr>
-        <w:tblW w:type="auto" w:w="0"/>
+    <w:p>
+      <w:pPr>
         <w:jc w:val="center"/>
-        <w:tblLook w:firstColumn="1" w:firstRow="1" w:lastColumn="0" w:lastRow="0" w:noHBand="0" w:noVBand="1" w:val="04A0"/>
-      </w:tblPr>
-      <w:tblGrid>
-        <w:gridCol w:w="3118"/>
-        <w:gridCol w:w="3118"/>
-        <w:gridCol w:w="3118"/>
-      </w:tblGrid>
-      <w:tr>
-        <w:tc>
-          <w:tcPr>
-            <w:tcW w:type="dxa" w:w="3118"/>
-          </w:tcPr>
-          <w:p>
-            <w:pPr>
-              <w:jc w:val="center"/>
-            </w:pPr>
-            <w:r>
-              <w:rPr>
-                <w:b/>
-                <w:color w:val="1E293B"/>
-                <w:sz w:val="22"/>
-              </w:rPr>
-              <w:t>TỔ TRƯỞNG/TỔ PHÓ</w:t>
-            </w:r>
-          </w:p>
-        </w:tc>
-        <w:tc>
-          <w:tcPr>
-            <w:tcW w:type="dxa" w:w="3118"/>
-          </w:tcPr>
-          <w:p>
-            <w:pPr>
-              <w:jc w:val="center"/>
-            </w:pPr>
-            <w:r>
-              <w:rPr>
-                <w:b/>
-                <w:color w:val="1E293B"/>
-                <w:sz w:val="22"/>
-              </w:rPr>
-              <w:t>NGƯỜI SOẠN</w:t>
-            </w:r>
-          </w:p>
-        </w:tc>
-        <w:tc>
-          <w:tcPr>
-            <w:tcW w:type="dxa" w:w="3118"/>
-          </w:tcPr>
-          <w:p>
-            <w:pPr>
-              <w:jc w:val="center"/>
-            </w:pPr>
-            <w:r>
-              <w:rPr>
-                <w:b/>
-                <w:color w:val="1E293B"/>
-                <w:sz w:val="22"/>
-              </w:rPr>
-              <w:t>PHÓ HIỆU TRƯỞNG</w:t>
-            </w:r>
-          </w:p>
-        </w:tc>
-      </w:tr>
-      <w:tr>
-        <w:tc>
-          <w:tcPr>
-            <w:tcW w:type="dxa" w:w="3118"/>
-          </w:tcPr>
-          <w:p>
-            <w:pPr>
-              <w:jc w:val="center"/>
-            </w:pPr>
-            <w:r>
-              <w:rPr>
-                <w:b w:val="0"/>
-                <w:color w:val="1E293B"/>
-                <w:sz w:val="22"/>
-              </w:rPr>
-              <w:br/>
-              <w:br/>
-              <w:br/>
-              <w:br/>
-            </w:r>
-          </w:p>
-        </w:tc>
-        <w:tc>
-          <w:tcPr>
-            <w:tcW w:type="dxa" w:w="3118"/>
-          </w:tcPr>
-          <w:p>
-            <w:pPr>
-              <w:jc w:val="center"/>
-            </w:pPr>
-            <w:r>
-              <w:rPr>
-                <w:b w:val="0"/>
-                <w:color w:val="1E293B"/>
-                <w:sz w:val="22"/>
-              </w:rPr>
-              <w:br/>
-              <w:br/>
-              <w:br/>
-              <w:br/>
-            </w:r>
-          </w:p>
-        </w:tc>
-        <w:tc>
-          <w:tcPr>
-            <w:tcW w:type="dxa" w:w="3118"/>
-          </w:tcPr>
-          <w:p>
-            <w:pPr>
-              <w:jc w:val="center"/>
-            </w:pPr>
-            <w:r>
-              <w:rPr>
-                <w:b w:val="0"/>
-                <w:color w:val="1E293B"/>
-                <w:sz w:val="22"/>
-              </w:rPr>
-              <w:br/>
-              <w:br/>
-              <w:br/>
-              <w:br/>
-            </w:r>
-          </w:p>
-        </w:tc>
-      </w:tr>
-      <w:tr>
-        <w:tc>
-          <w:tcPr>
-            <w:tcW w:type="dxa" w:w="3118"/>
-          </w:tcPr>
-          <w:p>
-            <w:pPr>
-              <w:jc w:val="center"/>
-            </w:pPr>
-            <w:r>
-              <w:rPr>
-                <w:b w:val="0"/>
-                <w:color w:val="1E293B"/>
-                <w:sz w:val="22"/>
-              </w:rPr>
-              <w:t>Hứa Văn Mỹ Vương</w:t>
-            </w:r>
-          </w:p>
-        </w:tc>
-        <w:tc>
-          <w:tcPr>
-            <w:tcW w:type="dxa" w:w="3118"/>
-          </w:tcPr>
-          <w:p>
-            <w:pPr>
-              <w:jc w:val="center"/>
-            </w:pPr>
-            <w:r>
-              <w:rPr>
-                <w:b w:val="0"/>
-                <w:color w:val="1E293B"/>
-                <w:sz w:val="22"/>
-              </w:rPr>
-              <w:t>Trương Tử Trang</w:t>
-            </w:r>
-          </w:p>
-        </w:tc>
-        <w:tc>
-          <w:tcPr>
-            <w:tcW w:type="dxa" w:w="3118"/>
-          </w:tcPr>
-          <w:p>
-            <w:pPr>
-              <w:jc w:val="center"/>
-            </w:pPr>
-            <w:r>
-              <w:rPr>
-                <w:b w:val="0"/>
-                <w:color w:val="1E293B"/>
-                <w:sz w:val="22"/>
-              </w:rPr>
-              <w:t>Bùi Xuân Thanh</w:t>
-            </w:r>
-          </w:p>
-        </w:tc>
-      </w:tr>
-    </w:tbl>
+      </w:pPr>
+      <w:r>
+        <w:rPr>
+          <w:b/>
+        </w:rPr>
+        <w:t>CỦNG CỐ CUỐI BÀI – SƠ ĐỒ TƯ DUY</w:t>
+      </w:r>
+    </w:p>
+    <w:p>
+      <w:pPr>
+        <w:jc w:val="center"/>
+      </w:pPr>
+      <w:r>
+        <w:drawing>
+          <wp:inline xmlns:a="http://schemas.openxmlformats.org/drawingml/2006/main" xmlns:pic="http://schemas.openxmlformats.org/drawingml/2006/picture">
+            <wp:extent cx="5940000" cy="3335425"/>
+            <wp:docPr id="5" name="Picture 5"/>
+            <wp:cNvGraphicFramePr>
+              <a:graphicFrameLocks noChangeAspect="1"/>
+            </wp:cNvGraphicFramePr>
+            <a:graphic>
+              <a:graphicData uri="http://schemas.openxmlformats.org/drawingml/2006/picture">
+                <pic:pic>
+                  <pic:nvPicPr>
+                    <pic:cNvPr id="0" name="image.png"/>
+                    <pic:cNvPicPr/>
+                  </pic:nvPicPr>
+                  <pic:blipFill>
+                    <a:blip r:embed="rId13"/>
+                    <a:stretch>
+                      <a:fillRect/>
+                    </a:stretch>
+                  </pic:blipFill>
+                  <pic:spPr>
+                    <a:xfrm>
+                      <a:off x="0" y="0"/>
+                      <a:ext cx="5940000" cy="3335425"/>
+                    </a:xfrm>
+                    <a:prstGeom prst="rect"/>
+                  </pic:spPr>
+                </pic:pic>
+              </a:graphicData>
+            </a:graphic>
+          </wp:inline>
+        </w:drawing>
+      </w:r>
+    </w:p>
+    <w:p>
+      <w:pPr>
+        <w:jc w:val="center"/>
+      </w:pPr>
+      <w:r>
+        <w:rPr>
+          <w:i/>
+          <w:sz w:val="20"/>
+        </w:rPr>
+        <w:t>Sơ đồ tư duy – Nguyên tố hoá học (TTT biên soạn theo SGK)</w:t>
+      </w:r>
+    </w:p>
+    <w:p>
+      <w:pPr>
+        <w:jc w:val="center"/>
+      </w:pPr>
+      <w:r>
+        <w:drawing>
+          <wp:inline xmlns:a="http://schemas.openxmlformats.org/drawingml/2006/main" xmlns:pic="http://schemas.openxmlformats.org/drawingml/2006/picture">
+            <wp:extent cx="1440000" cy="1440000"/>
+            <wp:docPr id="2" name="Picture 2"/>
+            <wp:cNvGraphicFramePr>
+              <a:graphicFrameLocks noChangeAspect="1"/>
+            </wp:cNvGraphicFramePr>
+            <a:graphic>
+              <a:graphicData uri="http://schemas.openxmlformats.org/drawingml/2006/picture">
+                <pic:pic>
+                  <pic:nvPicPr>
+                    <pic:cNvPr id="0" name="_qr_hoa_cc_bai2_k10.html.png"/>
+                    <pic:cNvPicPr/>
+                  </pic:nvPicPr>
+                  <pic:blipFill>
+                    <a:blip r:embed="rId14"/>
+                    <a:stretch>
+                      <a:fillRect/>
+                    </a:stretch>
+                  </pic:blipFill>
+                  <pic:spPr>
+                    <a:xfrm>
+                      <a:off x="0" y="0"/>
+                      <a:ext cx="1440000" cy="1440000"/>
+                    </a:xfrm>
+                    <a:prstGeom prst="rect"/>
+                  </pic:spPr>
+                </pic:pic>
+              </a:graphicData>
+            </a:graphic>
+          </wp:inline>
+        </w:drawing>
+      </w:r>
+    </w:p>
+    <w:p>
+      <w:pPr>
+        <w:jc w:val="center"/>
+      </w:pPr>
+      <w:r>
+        <w:rPr>
+          <w:i/>
+        </w:rPr>
+        <w:t>Bài tập củng cố trực tuyến (phòng thi bảo mật – đáp án niêm phong): https://trangtu66.github.io/Taode_thi_online/hoa_cc_bai2_k10.html</w:t>
+      </w:r>
+    </w:p>
     <w:sectPr>
       <w:headerReference w:type="default" r:id="rId9"/>
       <w:footerReference w:type="default" r:id="rId10"/>
+      <w:headerReference w:type="first" r:id="rId11"/>
+      <w:footerReference w:type="first" r:id="rId12"/>
       <w:pgSz w:w="11906" w:h="16838"/>
       <w:pgMar w:top="1134" w:right="1134" w:bottom="1134" w:left="1417" w:header="720" w:footer="720" w:gutter="0"/>
       <w:cols w:space="720"/>
@@ -6929,8 +6854,18 @@
         <w:color w:val="64748B"/>
         <w:sz w:val="16"/>
       </w:rPr>
-      <w:t>Tổ Lý – Hóa - CN-TB  |  Trường THPT Vĩnh Thạnh  |  Năm học 2026-2027</w:t>
+      <w:t>Tổ Lý – Hóa - CN-TB  |  Trường THPT  |  Năm học 2026-2027</w:t>
     </w:r>
+  </w:p>
+</w:ftr>
+</file>
+
+<file path=word/footer2.xml><?xml version="1.0" encoding="utf-8"?>
+<w:ftr xmlns:m="http://schemas.openxmlformats.org/officeDocument/2006/math" xmlns:mc="http://schemas.openxmlformats.org/markup-compatibility/2006" xmlns:mo="http://schemas.microsoft.com/office/mac/office/2008/main" xmlns:mv="urn:schemas-microsoft-com:mac:vml" xmlns:o="urn:schemas-microsoft-com:office:office" xmlns:r="http://schemas.openxmlformats.org/officeDocument/2006/relationships" xmlns:v="urn:schemas-microsoft-com:vml" xmlns:w10="urn:schemas-microsoft-com:office:word" xmlns:w14="http://schemas.microsoft.com/office/word/2010/wordml" xmlns:w="http://schemas.openxmlformats.org/wordprocessingml/2006/main" xmlns:wne="http://schemas.microsoft.com/office/word/2006/wordml" xmlns:wp14="http://schemas.microsoft.com/office/word/2010/wordprocessingDrawing" xmlns:wp="http://schemas.openxmlformats.org/drawingml/2006/wordprocessingDrawing" xmlns:wpc="http://schemas.microsoft.com/office/word/2010/wordprocessingCanvas" xmlns:wpg="http://schemas.microsoft.com/office/word/2010/wordprocessingGroup" xmlns:wpi="http://schemas.microsoft.com/office/word/2010/wordprocessingInk" xmlns:wps="http://schemas.microsoft.com/office/word/2010/wordprocessingShape" mc:Ignorable="w14 wp14">
+  <w:p>
+    <w:pPr>
+      <w:pStyle w:val="Footer"/>
+    </w:pPr>
   </w:p>
 </w:ftr>
 </file>
@@ -6975,7 +6910,7 @@
               <w:color w:val="1E293B"/>
               <w:sz w:val="18"/>
             </w:rPr>
-            <w:t>Ngày     tháng     năm 2026</w:t>
+            <w:t>Ngày     tháng     năm ……</w:t>
           </w:r>
         </w:p>
       </w:tc>
@@ -7024,7 +6959,7 @@
               <w:color w:val="1E293B"/>
               <w:sz w:val="18"/>
             </w:rPr>
-            <w:t>Họ và tên GV: TRƯƠNG TỬ TRANG</w:t>
+            <w:t>Họ và tên GV: TTT</w:t>
             <w:br/>
           </w:r>
           <w:r>
@@ -7039,6 +6974,16 @@
       </w:tc>
     </w:tr>
   </w:tbl>
+</w:hdr>
+</file>
+
+<file path=word/header2.xml><?xml version="1.0" encoding="utf-8"?>
+<w:hdr xmlns:m="http://schemas.openxmlformats.org/officeDocument/2006/math" xmlns:mc="http://schemas.openxmlformats.org/markup-compatibility/2006" xmlns:mo="http://schemas.microsoft.com/office/mac/office/2008/main" xmlns:mv="urn:schemas-microsoft-com:mac:vml" xmlns:o="urn:schemas-microsoft-com:office:office" xmlns:r="http://schemas.openxmlformats.org/officeDocument/2006/relationships" xmlns:v="urn:schemas-microsoft-com:vml" xmlns:w10="urn:schemas-microsoft-com:office:word" xmlns:w14="http://schemas.microsoft.com/office/word/2010/wordml" xmlns:w="http://schemas.openxmlformats.org/wordprocessingml/2006/main" xmlns:wne="http://schemas.microsoft.com/office/word/2006/wordml" xmlns:wp14="http://schemas.microsoft.com/office/word/2010/wordprocessingDrawing" xmlns:wp="http://schemas.openxmlformats.org/drawingml/2006/wordprocessingDrawing" xmlns:wpc="http://schemas.microsoft.com/office/word/2010/wordprocessingCanvas" xmlns:wpg="http://schemas.microsoft.com/office/word/2010/wordprocessingGroup" xmlns:wpi="http://schemas.microsoft.com/office/word/2010/wordprocessingInk" xmlns:wps="http://schemas.microsoft.com/office/word/2010/wordprocessingShape" mc:Ignorable="w14 wp14">
+  <w:p>
+    <w:pPr>
+      <w:pStyle w:val="Header"/>
+    </w:pPr>
+  </w:p>
 </w:hdr>
 </file>
 
